--- a/klagomål/A 8899-2024 FSC-klagomål.docx
+++ b/klagomål/A 8899-2024 FSC-klagomål.docx
@@ -843,7 +843,7 @@
     <w:r>
       <w:tab/>
       <w:tab/>
-      <w:t>2025-03-08</w:t>
+      <w:t>2025-03-09</w:t>
       <w:br/>
       <w:br/>
     </w:r>

--- a/klagomål/A 8899-2024 FSC-klagomål.docx
+++ b/klagomål/A 8899-2024 FSC-klagomål.docx
@@ -843,7 +843,7 @@
     <w:r>
       <w:tab/>
       <w:tab/>
-      <w:t>2025-03-09</w:t>
+      <w:t>2025-03-10</w:t>
       <w:br/>
       <w:br/>
     </w:r>

--- a/klagomål/A 8899-2024 FSC-klagomål.docx
+++ b/klagomål/A 8899-2024 FSC-klagomål.docx
@@ -843,7 +843,7 @@
     <w:r>
       <w:tab/>
       <w:tab/>
-      <w:t>2025-03-10</w:t>
+      <w:t>2025-03-11</w:t>
       <w:br/>
       <w:br/>
     </w:r>

--- a/klagomål/A 8899-2024 FSC-klagomål.docx
+++ b/klagomål/A 8899-2024 FSC-klagomål.docx
@@ -843,7 +843,7 @@
     <w:r>
       <w:tab/>
       <w:tab/>
-      <w:t>2025-03-11</w:t>
+      <w:t>2025-03-12</w:t>
       <w:br/>
       <w:br/>
     </w:r>

--- a/klagomål/A 8899-2024 FSC-klagomål.docx
+++ b/klagomål/A 8899-2024 FSC-klagomål.docx
@@ -843,7 +843,7 @@
     <w:r>
       <w:tab/>
       <w:tab/>
-      <w:t>2025-03-12</w:t>
+      <w:t>2025-03-13</w:t>
       <w:br/>
       <w:br/>
     </w:r>

--- a/klagomål/A 8899-2024 FSC-klagomål.docx
+++ b/klagomål/A 8899-2024 FSC-klagomål.docx
@@ -843,7 +843,7 @@
     <w:r>
       <w:tab/>
       <w:tab/>
-      <w:t>2025-03-13</w:t>
+      <w:t>2025-03-14</w:t>
       <w:br/>
       <w:br/>
     </w:r>

--- a/klagomål/A 8899-2024 FSC-klagomål.docx
+++ b/klagomål/A 8899-2024 FSC-klagomål.docx
@@ -843,7 +843,7 @@
     <w:r>
       <w:tab/>
       <w:tab/>
-      <w:t>2025-03-14</w:t>
+      <w:t>2025-03-15</w:t>
       <w:br/>
       <w:br/>
     </w:r>

--- a/klagomål/A 8899-2024 FSC-klagomål.docx
+++ b/klagomål/A 8899-2024 FSC-klagomål.docx
@@ -843,7 +843,7 @@
     <w:r>
       <w:tab/>
       <w:tab/>
-      <w:t>2025-03-15</w:t>
+      <w:t>2025-03-16</w:t>
       <w:br/>
       <w:br/>
     </w:r>

--- a/klagomål/A 8899-2024 FSC-klagomål.docx
+++ b/klagomål/A 8899-2024 FSC-klagomål.docx
@@ -843,7 +843,7 @@
     <w:r>
       <w:tab/>
       <w:tab/>
-      <w:t>2025-03-16</w:t>
+      <w:t>2025-03-17</w:t>
       <w:br/>
       <w:br/>
     </w:r>

--- a/klagomål/A 8899-2024 FSC-klagomål.docx
+++ b/klagomål/A 8899-2024 FSC-klagomål.docx
@@ -843,7 +843,7 @@
     <w:r>
       <w:tab/>
       <w:tab/>
-      <w:t>2025-03-17</w:t>
+      <w:t>2025-03-18</w:t>
       <w:br/>
       <w:br/>
     </w:r>

--- a/klagomål/A 8899-2024 FSC-klagomål.docx
+++ b/klagomål/A 8899-2024 FSC-klagomål.docx
@@ -843,7 +843,7 @@
     <w:r>
       <w:tab/>
       <w:tab/>
-      <w:t>2025-03-18</w:t>
+      <w:t>2025-03-19</w:t>
       <w:br/>
       <w:br/>
     </w:r>

--- a/klagomål/A 8899-2024 FSC-klagomål.docx
+++ b/klagomål/A 8899-2024 FSC-klagomål.docx
@@ -843,7 +843,7 @@
     <w:r>
       <w:tab/>
       <w:tab/>
-      <w:t>2025-03-19</w:t>
+      <w:t>2025-03-20</w:t>
       <w:br/>
       <w:br/>
     </w:r>

--- a/klagomål/A 8899-2024 FSC-klagomål.docx
+++ b/klagomål/A 8899-2024 FSC-klagomål.docx
@@ -843,7 +843,7 @@
     <w:r>
       <w:tab/>
       <w:tab/>
-      <w:t>2025-03-20</w:t>
+      <w:t>2025-03-21</w:t>
       <w:br/>
       <w:br/>
     </w:r>

--- a/klagomål/A 8899-2024 FSC-klagomål.docx
+++ b/klagomål/A 8899-2024 FSC-klagomål.docx
@@ -843,7 +843,7 @@
     <w:r>
       <w:tab/>
       <w:tab/>
-      <w:t>2025-03-21</w:t>
+      <w:t>2025-03-22</w:t>
       <w:br/>
       <w:br/>
     </w:r>

--- a/klagomål/A 8899-2024 FSC-klagomål.docx
+++ b/klagomål/A 8899-2024 FSC-klagomål.docx
@@ -843,7 +843,7 @@
     <w:r>
       <w:tab/>
       <w:tab/>
-      <w:t>2025-03-22</w:t>
+      <w:t>2025-03-23</w:t>
       <w:br/>
       <w:br/>
     </w:r>

--- a/klagomål/A 8899-2024 FSC-klagomål.docx
+++ b/klagomål/A 8899-2024 FSC-klagomål.docx
@@ -843,7 +843,7 @@
     <w:r>
       <w:tab/>
       <w:tab/>
-      <w:t>2025-03-23</w:t>
+      <w:t>2025-03-24</w:t>
       <w:br/>
       <w:br/>
     </w:r>

--- a/klagomål/A 8899-2024 FSC-klagomål.docx
+++ b/klagomål/A 8899-2024 FSC-klagomål.docx
@@ -843,7 +843,7 @@
     <w:r>
       <w:tab/>
       <w:tab/>
-      <w:t>2025-03-24</w:t>
+      <w:t>2025-03-25</w:t>
       <w:br/>
       <w:br/>
     </w:r>

--- a/klagomål/A 8899-2024 FSC-klagomål.docx
+++ b/klagomål/A 8899-2024 FSC-klagomål.docx
@@ -843,7 +843,7 @@
     <w:r>
       <w:tab/>
       <w:tab/>
-      <w:t>2025-03-25</w:t>
+      <w:t>2025-03-26</w:t>
       <w:br/>
       <w:br/>
     </w:r>

--- a/klagomål/A 8899-2024 FSC-klagomål.docx
+++ b/klagomål/A 8899-2024 FSC-klagomål.docx
@@ -843,7 +843,7 @@
     <w:r>
       <w:tab/>
       <w:tab/>
-      <w:t>2025-03-26</w:t>
+      <w:t>2025-03-27</w:t>
       <w:br/>
       <w:br/>
     </w:r>

--- a/klagomål/A 8899-2024 FSC-klagomål.docx
+++ b/klagomål/A 8899-2024 FSC-klagomål.docx
@@ -843,7 +843,7 @@
     <w:r>
       <w:tab/>
       <w:tab/>
-      <w:t>2025-03-27</w:t>
+      <w:t>2025-03-28</w:t>
       <w:br/>
       <w:br/>
     </w:r>

--- a/klagomål/A 8899-2024 FSC-klagomål.docx
+++ b/klagomål/A 8899-2024 FSC-klagomål.docx
@@ -843,7 +843,7 @@
     <w:r>
       <w:tab/>
       <w:tab/>
-      <w:t>2025-04-02</w:t>
+      <w:t>2025-04-03</w:t>
       <w:br/>
       <w:br/>
     </w:r>

--- a/klagomål/A 8899-2024 FSC-klagomål.docx
+++ b/klagomål/A 8899-2024 FSC-klagomål.docx
@@ -843,7 +843,7 @@
     <w:r>
       <w:tab/>
       <w:tab/>
-      <w:t>2025-04-03</w:t>
+      <w:t>2025-04-05</w:t>
       <w:br/>
       <w:br/>
     </w:r>

--- a/klagomål/A 8899-2024 FSC-klagomål.docx
+++ b/klagomål/A 8899-2024 FSC-klagomål.docx
@@ -843,7 +843,7 @@
     <w:r>
       <w:tab/>
       <w:tab/>
-      <w:t>2025-04-05</w:t>
+      <w:t>2025-04-06</w:t>
       <w:br/>
       <w:br/>
     </w:r>

--- a/klagomål/A 8899-2024 FSC-klagomål.docx
+++ b/klagomål/A 8899-2024 FSC-klagomål.docx
@@ -843,7 +843,7 @@
     <w:r>
       <w:tab/>
       <w:tab/>
-      <w:t>2025-04-06</w:t>
+      <w:t>2025-04-07</w:t>
       <w:br/>
       <w:br/>
     </w:r>

--- a/klagomål/A 8899-2024 FSC-klagomål.docx
+++ b/klagomål/A 8899-2024 FSC-klagomål.docx
@@ -843,7 +843,7 @@
     <w:r>
       <w:tab/>
       <w:tab/>
-      <w:t>2025-04-07</w:t>
+      <w:t>2025-04-08</w:t>
       <w:br/>
       <w:br/>
     </w:r>

--- a/klagomål/A 8899-2024 FSC-klagomål.docx
+++ b/klagomål/A 8899-2024 FSC-klagomål.docx
@@ -843,7 +843,7 @@
     <w:r>
       <w:tab/>
       <w:tab/>
-      <w:t>2025-04-08</w:t>
+      <w:t>2025-04-09</w:t>
       <w:br/>
       <w:br/>
     </w:r>

--- a/klagomål/A 8899-2024 FSC-klagomål.docx
+++ b/klagomål/A 8899-2024 FSC-klagomål.docx
@@ -605,7 +605,7 @@
     </w:p>
     <w:p>
       <w:r>
-        <w:t xml:space="preserve">Talltita är rödlistad som NT, fridlyst och prioriterad art i Skogsvårdslagen. Den omfattas av EU:s fågeldirektiv. Arten har minskat kraftigt de senaste 30 åren och minskningstakten innevarande 10-årsperiod beräknas till 20 (10–30) % (SLU Artdatabanken, 2022). </w:t>
+        <w:t>Talltita är rödlistad som NT, fridlyst och prioriterad art i Skogsvårdslagen. Den omfattas av EU:s fågeldirektiv. Arten har minskat kraftigt de senaste 30 åren och minskningstakten innevarande 10-årsperiod beräknas till 20 (10–30) % (SLU Artdatabanken, 2022).</w:t>
       </w:r>
     </w:p>
     <w:p>
@@ -642,7 +642,7 @@
         <w:t xml:space="preserve">Differential demographic responses of sympatric Parids to vegetation management in boreal forest. </w:t>
       </w:r>
       <w:r>
-        <w:t xml:space="preserve">For. Ecol. Manage. 319, 169–175. </w:t>
+        <w:t>For. Ecol. Manage. 319, 169–175.</w:t>
       </w:r>
     </w:p>
     <w:p>
@@ -656,7 +656,7 @@
         <w:t xml:space="preserve">Coherence, composition and territories of winter social groups of the Willow Tit Parus montanus and the Crested Tit P. cristatus. </w:t>
       </w:r>
       <w:r>
-        <w:t xml:space="preserve">Ornis Scandinavica, 10, pp 56–68 </w:t>
+        <w:t>Ornis Scandinavica, 10, pp 56–68</w:t>
       </w:r>
     </w:p>
     <w:p>
@@ -670,7 +670,7 @@
         <w:t xml:space="preserve">Impact of forestry practices on fitness correlates and population productivity in an open-nesting bird species. </w:t>
       </w:r>
       <w:r>
-        <w:t xml:space="preserve">Conserv. Biol. 21, 767–774. https://doi.org/10.1111/j.1523- 1739.2007.00675.x </w:t>
+        <w:t>Conserv. Biol. 21, 767–774. https://doi.org/10.1111/j.1523- 1739.2007.00675.x</w:t>
       </w:r>
     </w:p>
     <w:p>
@@ -843,7 +843,7 @@
     <w:r>
       <w:tab/>
       <w:tab/>
-      <w:t>2025-04-09</w:t>
+      <w:t>2025-04-10</w:t>
       <w:br/>
       <w:br/>
     </w:r>

--- a/klagomål/A 8899-2024 FSC-klagomål.docx
+++ b/klagomål/A 8899-2024 FSC-klagomål.docx
@@ -843,7 +843,7 @@
     <w:r>
       <w:tab/>
       <w:tab/>
-      <w:t>2025-04-10</w:t>
+      <w:t>2025-04-11</w:t>
       <w:br/>
       <w:br/>
     </w:r>

--- a/klagomål/A 8899-2024 FSC-klagomål.docx
+++ b/klagomål/A 8899-2024 FSC-klagomål.docx
@@ -843,7 +843,7 @@
     <w:r>
       <w:tab/>
       <w:tab/>
-      <w:t>2025-04-11</w:t>
+      <w:t>2025-04-12</w:t>
       <w:br/>
       <w:br/>
     </w:r>

--- a/klagomål/A 8899-2024 FSC-klagomål.docx
+++ b/klagomål/A 8899-2024 FSC-klagomål.docx
@@ -843,7 +843,7 @@
     <w:r>
       <w:tab/>
       <w:tab/>
-      <w:t>2025-04-12</w:t>
+      <w:t>2025-04-13</w:t>
       <w:br/>
       <w:br/>
     </w:r>

--- a/klagomål/A 8899-2024 FSC-klagomål.docx
+++ b/klagomål/A 8899-2024 FSC-klagomål.docx
@@ -843,7 +843,7 @@
     <w:r>
       <w:tab/>
       <w:tab/>
-      <w:t>2025-04-13</w:t>
+      <w:t>2025-04-14</w:t>
       <w:br/>
       <w:br/>
     </w:r>

--- a/klagomål/A 8899-2024 FSC-klagomål.docx
+++ b/klagomål/A 8899-2024 FSC-klagomål.docx
@@ -843,7 +843,7 @@
     <w:r>
       <w:tab/>
       <w:tab/>
-      <w:t>2025-04-14</w:t>
+      <w:t>2025-04-15</w:t>
       <w:br/>
       <w:br/>
     </w:r>

--- a/klagomål/A 8899-2024 FSC-klagomål.docx
+++ b/klagomål/A 8899-2024 FSC-klagomål.docx
@@ -843,7 +843,7 @@
     <w:r>
       <w:tab/>
       <w:tab/>
-      <w:t>2025-04-15</w:t>
+      <w:t>2025-04-16</w:t>
       <w:br/>
       <w:br/>
     </w:r>

--- a/klagomål/A 8899-2024 FSC-klagomål.docx
+++ b/klagomål/A 8899-2024 FSC-klagomål.docx
@@ -843,7 +843,7 @@
     <w:r>
       <w:tab/>
       <w:tab/>
-      <w:t>2025-04-16</w:t>
+      <w:t>2025-04-17</w:t>
       <w:br/>
       <w:br/>
     </w:r>

--- a/klagomål/A 8899-2024 FSC-klagomål.docx
+++ b/klagomål/A 8899-2024 FSC-klagomål.docx
@@ -843,7 +843,7 @@
     <w:r>
       <w:tab/>
       <w:tab/>
-      <w:t>2025-04-17</w:t>
+      <w:t>2025-04-18</w:t>
       <w:br/>
       <w:br/>
     </w:r>

--- a/klagomål/A 8899-2024 FSC-klagomål.docx
+++ b/klagomål/A 8899-2024 FSC-klagomål.docx
@@ -843,7 +843,7 @@
     <w:r>
       <w:tab/>
       <w:tab/>
-      <w:t>2025-04-18</w:t>
+      <w:t>2025-04-19</w:t>
       <w:br/>
       <w:br/>
     </w:r>

--- a/klagomål/A 8899-2024 FSC-klagomål.docx
+++ b/klagomål/A 8899-2024 FSC-klagomål.docx
@@ -843,7 +843,7 @@
     <w:r>
       <w:tab/>
       <w:tab/>
-      <w:t>2025-05-03</w:t>
+      <w:t>2025-05-04</w:t>
       <w:br/>
       <w:br/>
     </w:r>

--- a/klagomål/A 8899-2024 FSC-klagomål.docx
+++ b/klagomål/A 8899-2024 FSC-klagomål.docx
@@ -843,7 +843,7 @@
     <w:r>
       <w:tab/>
       <w:tab/>
-      <w:t>2025-05-04</w:t>
+      <w:t>2025-05-06</w:t>
       <w:br/>
       <w:br/>
     </w:r>

--- a/klagomål/A 8899-2024 FSC-klagomål.docx
+++ b/klagomål/A 8899-2024 FSC-klagomål.docx
@@ -843,7 +843,7 @@
     <w:r>
       <w:tab/>
       <w:tab/>
-      <w:t>2025-05-06</w:t>
+      <w:t>2025-05-07</w:t>
       <w:br/>
       <w:br/>
     </w:r>

--- a/klagomål/A 8899-2024 FSC-klagomål.docx
+++ b/klagomål/A 8899-2024 FSC-klagomål.docx
@@ -843,7 +843,7 @@
     <w:r>
       <w:tab/>
       <w:tab/>
-      <w:t>2025-05-07</w:t>
+      <w:t>2025-05-08</w:t>
       <w:br/>
       <w:br/>
     </w:r>

--- a/klagomål/A 8899-2024 FSC-klagomål.docx
+++ b/klagomål/A 8899-2024 FSC-klagomål.docx
@@ -843,7 +843,7 @@
     <w:r>
       <w:tab/>
       <w:tab/>
-      <w:t>2025-05-08</w:t>
+      <w:t>2025-05-09</w:t>
       <w:br/>
       <w:br/>
     </w:r>

--- a/klagomål/A 8899-2024 FSC-klagomål.docx
+++ b/klagomål/A 8899-2024 FSC-klagomål.docx
@@ -843,7 +843,7 @@
     <w:r>
       <w:tab/>
       <w:tab/>
-      <w:t>2025-05-09</w:t>
+      <w:t>2025-05-10</w:t>
       <w:br/>
       <w:br/>
     </w:r>

--- a/klagomål/A 8899-2024 FSC-klagomål.docx
+++ b/klagomål/A 8899-2024 FSC-klagomål.docx
@@ -843,7 +843,7 @@
     <w:r>
       <w:tab/>
       <w:tab/>
-      <w:t>2025-05-10</w:t>
+      <w:t>2025-05-11</w:t>
       <w:br/>
       <w:br/>
     </w:r>

--- a/klagomål/A 8899-2024 FSC-klagomål.docx
+++ b/klagomål/A 8899-2024 FSC-klagomål.docx
@@ -843,7 +843,7 @@
     <w:r>
       <w:tab/>
       <w:tab/>
-      <w:t>2025-05-11</w:t>
+      <w:t>2025-05-12</w:t>
       <w:br/>
       <w:br/>
     </w:r>

--- a/klagomål/A 8899-2024 FSC-klagomål.docx
+++ b/klagomål/A 8899-2024 FSC-klagomål.docx
@@ -843,7 +843,7 @@
     <w:r>
       <w:tab/>
       <w:tab/>
-      <w:t>2025-05-12</w:t>
+      <w:t>2025-05-13</w:t>
       <w:br/>
       <w:br/>
     </w:r>

--- a/klagomål/A 8899-2024 FSC-klagomål.docx
+++ b/klagomål/A 8899-2024 FSC-klagomål.docx
@@ -843,7 +843,7 @@
     <w:r>
       <w:tab/>
       <w:tab/>
-      <w:t>2025-05-13</w:t>
+      <w:t>2025-05-14</w:t>
       <w:br/>
       <w:br/>
     </w:r>

--- a/klagomål/A 8899-2024 FSC-klagomål.docx
+++ b/klagomål/A 8899-2024 FSC-klagomål.docx
@@ -843,7 +843,7 @@
     <w:r>
       <w:tab/>
       <w:tab/>
-      <w:t>2025-05-14</w:t>
+      <w:t>2025-05-15</w:t>
       <w:br/>
       <w:br/>
     </w:r>

--- a/klagomål/A 8899-2024 FSC-klagomål.docx
+++ b/klagomål/A 8899-2024 FSC-klagomål.docx
@@ -843,7 +843,7 @@
     <w:r>
       <w:tab/>
       <w:tab/>
-      <w:t>2025-05-15</w:t>
+      <w:t>2025-05-16</w:t>
       <w:br/>
       <w:br/>
     </w:r>

--- a/klagomål/A 8899-2024 FSC-klagomål.docx
+++ b/klagomål/A 8899-2024 FSC-klagomål.docx
@@ -843,7 +843,7 @@
     <w:r>
       <w:tab/>
       <w:tab/>
-      <w:t>2025-05-16</w:t>
+      <w:t>2025-05-17</w:t>
       <w:br/>
       <w:br/>
     </w:r>

--- a/klagomål/A 8899-2024 FSC-klagomål.docx
+++ b/klagomål/A 8899-2024 FSC-klagomål.docx
@@ -843,7 +843,7 @@
     <w:r>
       <w:tab/>
       <w:tab/>
-      <w:t>2025-05-17</w:t>
+      <w:t>2025-05-18</w:t>
       <w:br/>
       <w:br/>
     </w:r>

--- a/klagomål/A 8899-2024 FSC-klagomål.docx
+++ b/klagomål/A 8899-2024 FSC-klagomål.docx
@@ -843,7 +843,7 @@
     <w:r>
       <w:tab/>
       <w:tab/>
-      <w:t>2025-05-18</w:t>
+      <w:t>2025-05-19</w:t>
       <w:br/>
       <w:br/>
     </w:r>

--- a/klagomål/A 8899-2024 FSC-klagomål.docx
+++ b/klagomål/A 8899-2024 FSC-klagomål.docx
@@ -843,7 +843,7 @@
     <w:r>
       <w:tab/>
       <w:tab/>
-      <w:t>2025-05-19</w:t>
+      <w:t>2025-05-20</w:t>
       <w:br/>
       <w:br/>
     </w:r>

--- a/klagomål/A 8899-2024 FSC-klagomål.docx
+++ b/klagomål/A 8899-2024 FSC-klagomål.docx
@@ -843,7 +843,7 @@
     <w:r>
       <w:tab/>
       <w:tab/>
-      <w:t>2025-05-20</w:t>
+      <w:t>2025-05-21</w:t>
       <w:br/>
       <w:br/>
     </w:r>

--- a/klagomål/A 8899-2024 FSC-klagomål.docx
+++ b/klagomål/A 8899-2024 FSC-klagomål.docx
@@ -843,7 +843,7 @@
     <w:r>
       <w:tab/>
       <w:tab/>
-      <w:t>2025-05-21</w:t>
+      <w:t>2025-05-22</w:t>
       <w:br/>
       <w:br/>
     </w:r>

--- a/klagomål/A 8899-2024 FSC-klagomål.docx
+++ b/klagomål/A 8899-2024 FSC-klagomål.docx
@@ -843,7 +843,7 @@
     <w:r>
       <w:tab/>
       <w:tab/>
-      <w:t>2025-05-22</w:t>
+      <w:t>2025-05-23</w:t>
       <w:br/>
       <w:br/>
     </w:r>

--- a/klagomål/A 8899-2024 FSC-klagomål.docx
+++ b/klagomål/A 8899-2024 FSC-klagomål.docx
@@ -843,7 +843,7 @@
     <w:r>
       <w:tab/>
       <w:tab/>
-      <w:t>2025-05-23</w:t>
+      <w:t>2025-05-24</w:t>
       <w:br/>
       <w:br/>
     </w:r>

--- a/klagomål/A 8899-2024 FSC-klagomål.docx
+++ b/klagomål/A 8899-2024 FSC-klagomål.docx
@@ -843,7 +843,7 @@
     <w:r>
       <w:tab/>
       <w:tab/>
-      <w:t>2025-05-24</w:t>
+      <w:t>2025-05-25</w:t>
       <w:br/>
       <w:br/>
     </w:r>

--- a/klagomål/A 8899-2024 FSC-klagomål.docx
+++ b/klagomål/A 8899-2024 FSC-klagomål.docx
@@ -843,7 +843,7 @@
     <w:r>
       <w:tab/>
       <w:tab/>
-      <w:t>2025-05-25</w:t>
+      <w:t>2025-05-26</w:t>
       <w:br/>
       <w:br/>
     </w:r>

--- a/klagomål/A 8899-2024 FSC-klagomål.docx
+++ b/klagomål/A 8899-2024 FSC-klagomål.docx
@@ -843,7 +843,7 @@
     <w:r>
       <w:tab/>
       <w:tab/>
-      <w:t>2025-05-26</w:t>
+      <w:t>2025-05-27</w:t>
       <w:br/>
       <w:br/>
     </w:r>

--- a/klagomål/A 8899-2024 FSC-klagomål.docx
+++ b/klagomål/A 8899-2024 FSC-klagomål.docx
@@ -843,7 +843,7 @@
     <w:r>
       <w:tab/>
       <w:tab/>
-      <w:t>2025-05-27</w:t>
+      <w:t>2025-05-30</w:t>
       <w:br/>
       <w:br/>
     </w:r>

--- a/klagomål/A 8899-2024 FSC-klagomål.docx
+++ b/klagomål/A 8899-2024 FSC-klagomål.docx
@@ -843,7 +843,7 @@
     <w:r>
       <w:tab/>
       <w:tab/>
-      <w:t>2025-05-30</w:t>
+      <w:t>2025-06-01</w:t>
       <w:br/>
       <w:br/>
     </w:r>

--- a/klagomål/A 8899-2024 FSC-klagomål.docx
+++ b/klagomål/A 8899-2024 FSC-klagomål.docx
@@ -843,7 +843,7 @@
     <w:r>
       <w:tab/>
       <w:tab/>
-      <w:t>2025-06-01</w:t>
+      <w:t>2025-06-02</w:t>
       <w:br/>
       <w:br/>
     </w:r>

--- a/klagomål/A 8899-2024 FSC-klagomål.docx
+++ b/klagomål/A 8899-2024 FSC-klagomål.docx
@@ -843,7 +843,7 @@
     <w:r>
       <w:tab/>
       <w:tab/>
-      <w:t>2025-06-02</w:t>
+      <w:t>2025-06-03</w:t>
       <w:br/>
       <w:br/>
     </w:r>

--- a/klagomål/A 8899-2024 FSC-klagomål.docx
+++ b/klagomål/A 8899-2024 FSC-klagomål.docx
@@ -843,7 +843,7 @@
     <w:r>
       <w:tab/>
       <w:tab/>
-      <w:t>2025-06-03</w:t>
+      <w:t>2025-06-04</w:t>
       <w:br/>
       <w:br/>
     </w:r>

--- a/klagomål/A 8899-2024 FSC-klagomål.docx
+++ b/klagomål/A 8899-2024 FSC-klagomål.docx
@@ -843,7 +843,7 @@
     <w:r>
       <w:tab/>
       <w:tab/>
-      <w:t>2025-06-04</w:t>
+      <w:t>2025-06-05</w:t>
       <w:br/>
       <w:br/>
     </w:r>

--- a/klagomål/A 8899-2024 FSC-klagomål.docx
+++ b/klagomål/A 8899-2024 FSC-klagomål.docx
@@ -843,7 +843,7 @@
     <w:r>
       <w:tab/>
       <w:tab/>
-      <w:t>2025-06-05</w:t>
+      <w:t>2025-06-13</w:t>
       <w:br/>
       <w:br/>
     </w:r>

--- a/klagomål/A 8899-2024 FSC-klagomål.docx
+++ b/klagomål/A 8899-2024 FSC-klagomål.docx
@@ -843,7 +843,7 @@
     <w:r>
       <w:tab/>
       <w:tab/>
-      <w:t>2025-06-13</w:t>
+      <w:t>2025-06-15</w:t>
       <w:br/>
       <w:br/>
     </w:r>

--- a/klagomål/A 8899-2024 FSC-klagomål.docx
+++ b/klagomål/A 8899-2024 FSC-klagomål.docx
@@ -843,7 +843,7 @@
     <w:r>
       <w:tab/>
       <w:tab/>
-      <w:t>2025-06-15</w:t>
+      <w:t>2025-06-16</w:t>
       <w:br/>
       <w:br/>
     </w:r>

--- a/klagomål/A 8899-2024 FSC-klagomål.docx
+++ b/klagomål/A 8899-2024 FSC-klagomål.docx
@@ -843,7 +843,7 @@
     <w:r>
       <w:tab/>
       <w:tab/>
-      <w:t>2025-06-16</w:t>
+      <w:t>2025-06-17</w:t>
       <w:br/>
       <w:br/>
     </w:r>

--- a/klagomål/A 8899-2024 FSC-klagomål.docx
+++ b/klagomål/A 8899-2024 FSC-klagomål.docx
@@ -843,7 +843,7 @@
     <w:r>
       <w:tab/>
       <w:tab/>
-      <w:t>2025-06-17</w:t>
+      <w:t>2025-06-18</w:t>
       <w:br/>
       <w:br/>
     </w:r>

--- a/klagomål/A 8899-2024 FSC-klagomål.docx
+++ b/klagomål/A 8899-2024 FSC-klagomål.docx
@@ -843,7 +843,7 @@
     <w:r>
       <w:tab/>
       <w:tab/>
-      <w:t>2025-06-18</w:t>
+      <w:t>2025-06-19</w:t>
       <w:br/>
       <w:br/>
     </w:r>

--- a/klagomål/A 8899-2024 FSC-klagomål.docx
+++ b/klagomål/A 8899-2024 FSC-klagomål.docx
@@ -843,7 +843,7 @@
     <w:r>
       <w:tab/>
       <w:tab/>
-      <w:t>2025-06-19</w:t>
+      <w:t>2025-06-20</w:t>
       <w:br/>
       <w:br/>
     </w:r>

--- a/klagomål/A 8899-2024 FSC-klagomål.docx
+++ b/klagomål/A 8899-2024 FSC-klagomål.docx
@@ -843,7 +843,7 @@
     <w:r>
       <w:tab/>
       <w:tab/>
-      <w:t>2025-06-20</w:t>
+      <w:t>2025-06-21</w:t>
       <w:br/>
       <w:br/>
     </w:r>

--- a/klagomål/A 8899-2024 FSC-klagomål.docx
+++ b/klagomål/A 8899-2024 FSC-klagomål.docx
@@ -843,7 +843,7 @@
     <w:r>
       <w:tab/>
       <w:tab/>
-      <w:t>2025-06-21</w:t>
+      <w:t>2025-06-22</w:t>
       <w:br/>
       <w:br/>
     </w:r>

--- a/klagomål/A 8899-2024 FSC-klagomål.docx
+++ b/klagomål/A 8899-2024 FSC-klagomål.docx
@@ -843,7 +843,7 @@
     <w:r>
       <w:tab/>
       <w:tab/>
-      <w:t>2025-06-22</w:t>
+      <w:t>2025-06-23</w:t>
       <w:br/>
       <w:br/>
     </w:r>

--- a/klagomål/A 8899-2024 FSC-klagomål.docx
+++ b/klagomål/A 8899-2024 FSC-klagomål.docx
@@ -843,7 +843,7 @@
     <w:r>
       <w:tab/>
       <w:tab/>
-      <w:t>2025-06-23</w:t>
+      <w:t>2025-06-24</w:t>
       <w:br/>
       <w:br/>
     </w:r>

--- a/klagomål/A 8899-2024 FSC-klagomål.docx
+++ b/klagomål/A 8899-2024 FSC-klagomål.docx
@@ -843,7 +843,7 @@
     <w:r>
       <w:tab/>
       <w:tab/>
-      <w:t>2025-06-24</w:t>
+      <w:t>2025-06-25</w:t>
       <w:br/>
       <w:br/>
     </w:r>

--- a/klagomål/A 8899-2024 FSC-klagomål.docx
+++ b/klagomål/A 8899-2024 FSC-klagomål.docx
@@ -843,7 +843,7 @@
     <w:r>
       <w:tab/>
       <w:tab/>
-      <w:t>2025-06-25</w:t>
+      <w:t>2025-06-26</w:t>
       <w:br/>
       <w:br/>
     </w:r>

--- a/klagomål/A 8899-2024 FSC-klagomål.docx
+++ b/klagomål/A 8899-2024 FSC-klagomål.docx
@@ -843,7 +843,7 @@
     <w:r>
       <w:tab/>
       <w:tab/>
-      <w:t>2025-06-26</w:t>
+      <w:t>2025-06-27</w:t>
       <w:br/>
       <w:br/>
     </w:r>

--- a/klagomål/A 8899-2024 FSC-klagomål.docx
+++ b/klagomål/A 8899-2024 FSC-klagomål.docx
@@ -843,7 +843,7 @@
     <w:r>
       <w:tab/>
       <w:tab/>
-      <w:t>2025-06-27</w:t>
+      <w:t>2025-06-28</w:t>
       <w:br/>
       <w:br/>
     </w:r>

--- a/klagomål/A 8899-2024 FSC-klagomål.docx
+++ b/klagomål/A 8899-2024 FSC-klagomål.docx
@@ -843,7 +843,7 @@
     <w:r>
       <w:tab/>
       <w:tab/>
-      <w:t>2025-06-28</w:t>
+      <w:t>2025-06-29</w:t>
       <w:br/>
       <w:br/>
     </w:r>

--- a/klagomål/A 8899-2024 FSC-klagomål.docx
+++ b/klagomål/A 8899-2024 FSC-klagomål.docx
@@ -843,7 +843,7 @@
     <w:r>
       <w:tab/>
       <w:tab/>
-      <w:t>2025-06-29</w:t>
+      <w:t>2025-06-30</w:t>
       <w:br/>
       <w:br/>
     </w:r>

--- a/klagomål/A 8899-2024 FSC-klagomål.docx
+++ b/klagomål/A 8899-2024 FSC-klagomål.docx
@@ -843,7 +843,7 @@
     <w:r>
       <w:tab/>
       <w:tab/>
-      <w:t>2025-06-30</w:t>
+      <w:t>2025-07-01</w:t>
       <w:br/>
       <w:br/>
     </w:r>

--- a/klagomål/A 8899-2024 FSC-klagomål.docx
+++ b/klagomål/A 8899-2024 FSC-klagomål.docx
@@ -843,7 +843,7 @@
     <w:r>
       <w:tab/>
       <w:tab/>
-      <w:t>2025-07-01</w:t>
+      <w:t>2025-07-02</w:t>
       <w:br/>
       <w:br/>
     </w:r>

--- a/klagomål/A 8899-2024 FSC-klagomål.docx
+++ b/klagomål/A 8899-2024 FSC-klagomål.docx
@@ -843,7 +843,7 @@
     <w:r>
       <w:tab/>
       <w:tab/>
-      <w:t>2025-07-02</w:t>
+      <w:t>2025-07-03</w:t>
       <w:br/>
       <w:br/>
     </w:r>

--- a/klagomål/A 8899-2024 FSC-klagomål.docx
+++ b/klagomål/A 8899-2024 FSC-klagomål.docx
@@ -843,7 +843,7 @@
     <w:r>
       <w:tab/>
       <w:tab/>
-      <w:t>2025-07-03</w:t>
+      <w:t>2025-07-04</w:t>
       <w:br/>
       <w:br/>
     </w:r>

--- a/klagomål/A 8899-2024 FSC-klagomål.docx
+++ b/klagomål/A 8899-2024 FSC-klagomål.docx
@@ -843,7 +843,7 @@
     <w:r>
       <w:tab/>
       <w:tab/>
-      <w:t>2025-07-04</w:t>
+      <w:t>2025-07-05</w:t>
       <w:br/>
       <w:br/>
     </w:r>

--- a/klagomål/A 8899-2024 FSC-klagomål.docx
+++ b/klagomål/A 8899-2024 FSC-klagomål.docx
@@ -843,7 +843,7 @@
     <w:r>
       <w:tab/>
       <w:tab/>
-      <w:t>2025-07-05</w:t>
+      <w:t>2025-07-06</w:t>
       <w:br/>
       <w:br/>
     </w:r>

--- a/klagomål/A 8899-2024 FSC-klagomål.docx
+++ b/klagomål/A 8899-2024 FSC-klagomål.docx
@@ -843,7 +843,7 @@
     <w:r>
       <w:tab/>
       <w:tab/>
-      <w:t>2025-07-06</w:t>
+      <w:t>2025-07-07</w:t>
       <w:br/>
       <w:br/>
     </w:r>

--- a/klagomål/A 8899-2024 FSC-klagomål.docx
+++ b/klagomål/A 8899-2024 FSC-klagomål.docx
@@ -843,7 +843,7 @@
     <w:r>
       <w:tab/>
       <w:tab/>
-      <w:t>2025-07-07</w:t>
+      <w:t>2025-07-08</w:t>
       <w:br/>
       <w:br/>
     </w:r>

--- a/klagomål/A 8899-2024 FSC-klagomål.docx
+++ b/klagomål/A 8899-2024 FSC-klagomål.docx
@@ -843,7 +843,7 @@
     <w:r>
       <w:tab/>
       <w:tab/>
-      <w:t>2025-07-08</w:t>
+      <w:t>2025-07-09</w:t>
       <w:br/>
       <w:br/>
     </w:r>

--- a/klagomål/A 8899-2024 FSC-klagomål.docx
+++ b/klagomål/A 8899-2024 FSC-klagomål.docx
@@ -843,7 +843,7 @@
     <w:r>
       <w:tab/>
       <w:tab/>
-      <w:t>2025-07-09</w:t>
+      <w:t>2025-07-11</w:t>
       <w:br/>
       <w:br/>
     </w:r>

--- a/klagomål/A 8899-2024 FSC-klagomål.docx
+++ b/klagomål/A 8899-2024 FSC-klagomål.docx
@@ -843,7 +843,7 @@
     <w:r>
       <w:tab/>
       <w:tab/>
-      <w:t>2025-07-11</w:t>
+      <w:t>2025-07-12</w:t>
       <w:br/>
       <w:br/>
     </w:r>

--- a/klagomål/A 8899-2024 FSC-klagomål.docx
+++ b/klagomål/A 8899-2024 FSC-klagomål.docx
@@ -843,7 +843,7 @@
     <w:r>
       <w:tab/>
       <w:tab/>
-      <w:t>2025-07-12</w:t>
+      <w:t>2025-07-13</w:t>
       <w:br/>
       <w:br/>
     </w:r>

--- a/klagomål/A 8899-2024 FSC-klagomål.docx
+++ b/klagomål/A 8899-2024 FSC-klagomål.docx
@@ -843,7 +843,7 @@
     <w:r>
       <w:tab/>
       <w:tab/>
-      <w:t>2025-07-13</w:t>
+      <w:t>2025-07-14</w:t>
       <w:br/>
       <w:br/>
     </w:r>

--- a/klagomål/A 8899-2024 FSC-klagomål.docx
+++ b/klagomål/A 8899-2024 FSC-klagomål.docx
@@ -843,7 +843,7 @@
     <w:r>
       <w:tab/>
       <w:tab/>
-      <w:t>2025-08-06</w:t>
+      <w:t>2025-08-09</w:t>
       <w:br/>
       <w:br/>
     </w:r>
